--- a/Year 1/Природно-надійні системи кібербезпеки/Зразок.docx
+++ b/Year 1/Природно-надійні системи кібербезпеки/Зразок.docx
@@ -4,45 +4,17 @@
   <w:body>
     <w:p>
       <w:pPr>
-        <w:spacing w:before="120"/>
         <w:jc w:val="center"/>
         <w:rPr>
-          <w:b/>
+          <w:bCs/>
+          <w:sz w:val="28"/>
+          <w:szCs w:val="28"/>
           <w:lang w:val="uk-UA"/>
         </w:rPr>
       </w:pPr>
       <w:r>
         <w:rPr>
-          <w:b/>
-          <w:lang w:val="uk-UA"/>
-        </w:rPr>
-        <w:t>Додаток 1.</w:t>
-      </w:r>
-    </w:p>
-    <w:p>
-      <w:pPr>
-        <w:spacing w:before="120"/>
-        <w:jc w:val="both"/>
-        <w:rPr>
-          <w:lang w:val="uk-UA"/>
-        </w:rPr>
-      </w:pPr>
-    </w:p>
-    <w:p>
-      <w:pPr>
-        <w:jc w:val="center"/>
-        <w:rPr>
-          <w:rFonts w:ascii="Times New Roman CYR" w:hAnsi="Times New Roman CYR"/>
-          <w:b/>
-          <w:sz w:val="28"/>
-          <w:szCs w:val="28"/>
-          <w:lang w:val="uk-UA"/>
-        </w:rPr>
-      </w:pPr>
-      <w:r>
-        <w:rPr>
-          <w:rFonts w:ascii="Times New Roman CYR" w:hAnsi="Times New Roman CYR"/>
-          <w:b/>
+          <w:bCs/>
           <w:sz w:val="28"/>
           <w:szCs w:val="28"/>
           <w:lang w:val="uk-UA"/>
@@ -54,8 +26,7 @@
       <w:pPr>
         <w:jc w:val="center"/>
         <w:rPr>
-          <w:rFonts w:ascii="Times New Roman CYR" w:hAnsi="Times New Roman CYR"/>
-          <w:b/>
+          <w:bCs/>
           <w:sz w:val="28"/>
           <w:szCs w:val="28"/>
           <w:lang w:val="uk-UA"/>
@@ -63,8 +34,7 @@
       </w:pPr>
       <w:r>
         <w:rPr>
-          <w:rFonts w:ascii="Times New Roman CYR" w:hAnsi="Times New Roman CYR"/>
-          <w:b/>
+          <w:bCs/>
           <w:sz w:val="28"/>
           <w:szCs w:val="28"/>
           <w:lang w:val="uk-UA"/>
@@ -74,10 +44,19 @@
     </w:p>
     <w:p>
       <w:pPr>
+        <w:rPr>
+          <w:bCs/>
+          <w:sz w:val="28"/>
+          <w:szCs w:val="28"/>
+          <w:lang w:val="uk-UA"/>
+        </w:rPr>
+      </w:pPr>
+    </w:p>
+    <w:p>
+      <w:pPr>
         <w:jc w:val="center"/>
         <w:rPr>
-          <w:rFonts w:ascii="Times New Roman CYR" w:hAnsi="Times New Roman CYR"/>
-          <w:b/>
+          <w:bCs/>
           <w:sz w:val="28"/>
           <w:szCs w:val="28"/>
           <w:lang w:val="uk-UA"/>
@@ -88,32 +67,7 @@
       <w:pPr>
         <w:jc w:val="center"/>
         <w:rPr>
-          <w:rFonts w:ascii="Times New Roman CYR" w:hAnsi="Times New Roman CYR"/>
-          <w:b/>
-          <w:sz w:val="28"/>
-          <w:szCs w:val="28"/>
-          <w:lang w:val="uk-UA"/>
-        </w:rPr>
-      </w:pPr>
-    </w:p>
-    <w:p>
-      <w:pPr>
-        <w:jc w:val="center"/>
-        <w:rPr>
-          <w:rFonts w:ascii="Times New Roman CYR" w:hAnsi="Times New Roman CYR"/>
-          <w:b/>
-          <w:sz w:val="28"/>
-          <w:szCs w:val="28"/>
-          <w:lang w:val="uk-UA"/>
-        </w:rPr>
-      </w:pPr>
-    </w:p>
-    <w:p>
-      <w:pPr>
-        <w:jc w:val="center"/>
-        <w:rPr>
-          <w:rFonts w:ascii="Times New Roman CYR" w:hAnsi="Times New Roman CYR"/>
-          <w:b/>
+          <w:bCs/>
           <w:sz w:val="28"/>
           <w:szCs w:val="28"/>
           <w:lang w:val="uk-UA"/>
@@ -121,8 +75,7 @@
       </w:pPr>
       <w:r>
         <w:rPr>
-          <w:rFonts w:ascii="Times New Roman CYR" w:hAnsi="Times New Roman CYR"/>
-          <w:b/>
+          <w:bCs/>
           <w:sz w:val="28"/>
           <w:szCs w:val="28"/>
           <w:lang w:val="uk-UA"/>
@@ -134,8 +87,9 @@
       <w:pPr>
         <w:ind w:left="709"/>
         <w:rPr>
-          <w:rFonts w:ascii="Times New Roman CYR" w:hAnsi="Times New Roman CYR"/>
-          <w:sz w:val="20"/>
+          <w:bCs/>
+          <w:sz w:val="28"/>
+          <w:szCs w:val="28"/>
           <w:lang w:val="uk-UA"/>
         </w:rPr>
       </w:pPr>
@@ -145,8 +99,7 @@
         <w:ind w:left="709" w:hanging="709"/>
         <w:jc w:val="center"/>
         <w:rPr>
-          <w:rFonts w:ascii="Times New Roman CYR" w:hAnsi="Times New Roman CYR"/>
-          <w:b/>
+          <w:bCs/>
           <w:sz w:val="28"/>
           <w:szCs w:val="28"/>
           <w:lang w:val="uk-UA"/>
@@ -154,22 +107,21 @@
       </w:pPr>
       <w:r>
         <w:rPr>
-          <w:rFonts w:ascii="Times New Roman CYR" w:hAnsi="Times New Roman CYR"/>
-          <w:b/>
-          <w:sz w:val="28"/>
-          <w:szCs w:val="28"/>
-          <w:lang w:val="uk-UA"/>
-        </w:rPr>
-        <w:t>Кафедра комп’ютерних наук та системного аналізу</w:t>
+          <w:bCs/>
+          <w:sz w:val="28"/>
+          <w:szCs w:val="28"/>
+          <w:lang w:val="uk-UA"/>
+        </w:rPr>
+        <w:t>Кафедра інформаційної безпеки та комп'ютерної інженерії</w:t>
       </w:r>
     </w:p>
     <w:p>
       <w:pPr>
         <w:ind w:left="709"/>
         <w:rPr>
-          <w:rFonts w:ascii="Times New Roman CYR" w:hAnsi="Times New Roman CYR"/>
-          <w:sz w:val="32"/>
-          <w:szCs w:val="32"/>
+          <w:bCs/>
+          <w:sz w:val="28"/>
+          <w:szCs w:val="28"/>
           <w:lang w:val="uk-UA"/>
         </w:rPr>
       </w:pPr>
@@ -178,9 +130,9 @@
       <w:pPr>
         <w:ind w:left="709"/>
         <w:rPr>
-          <w:rFonts w:ascii="Times New Roman CYR" w:hAnsi="Times New Roman CYR"/>
-          <w:sz w:val="32"/>
-          <w:szCs w:val="32"/>
+          <w:bCs/>
+          <w:sz w:val="28"/>
+          <w:szCs w:val="28"/>
           <w:lang w:val="uk-UA"/>
         </w:rPr>
       </w:pPr>
@@ -190,7 +142,85 @@
         <w:ind w:left="709" w:hanging="709"/>
         <w:jc w:val="center"/>
         <w:rPr>
-          <w:rFonts w:ascii="Times New Roman CYR" w:hAnsi="Times New Roman CYR"/>
+          <w:bCs/>
+          <w:sz w:val="28"/>
+          <w:szCs w:val="28"/>
+          <w:lang w:val="uk-UA"/>
+        </w:rPr>
+      </w:pPr>
+    </w:p>
+    <w:p>
+      <w:pPr>
+        <w:ind w:left="709"/>
+        <w:rPr>
+          <w:bCs/>
+          <w:sz w:val="28"/>
+          <w:szCs w:val="28"/>
+          <w:lang w:val="uk-UA"/>
+        </w:rPr>
+      </w:pPr>
+    </w:p>
+    <w:p>
+      <w:pPr>
+        <w:ind w:left="709"/>
+        <w:rPr>
+          <w:bCs/>
+          <w:sz w:val="28"/>
+          <w:szCs w:val="28"/>
+          <w:lang w:val="uk-UA"/>
+        </w:rPr>
+      </w:pPr>
+    </w:p>
+    <w:p>
+      <w:pPr>
+        <w:ind w:left="709"/>
+        <w:rPr>
+          <w:bCs/>
+          <w:sz w:val="28"/>
+          <w:szCs w:val="28"/>
+          <w:lang w:val="uk-UA"/>
+        </w:rPr>
+      </w:pPr>
+    </w:p>
+    <w:p>
+      <w:pPr>
+        <w:ind w:left="709"/>
+        <w:rPr>
+          <w:bCs/>
+          <w:sz w:val="28"/>
+          <w:szCs w:val="28"/>
+          <w:lang w:val="uk-UA"/>
+        </w:rPr>
+      </w:pPr>
+    </w:p>
+    <w:p>
+      <w:pPr>
+        <w:ind w:left="709"/>
+        <w:rPr>
+          <w:bCs/>
+          <w:sz w:val="28"/>
+          <w:szCs w:val="28"/>
+          <w:lang w:val="uk-UA"/>
+        </w:rPr>
+      </w:pPr>
+    </w:p>
+    <w:p>
+      <w:pPr>
+        <w:ind w:left="709"/>
+        <w:rPr>
+          <w:bCs/>
+          <w:sz w:val="28"/>
+          <w:szCs w:val="28"/>
+          <w:lang w:val="uk-UA"/>
+        </w:rPr>
+      </w:pPr>
+    </w:p>
+    <w:p>
+      <w:pPr>
+        <w:spacing w:line="360" w:lineRule="auto"/>
+        <w:jc w:val="center"/>
+        <w:rPr>
+          <w:bCs/>
           <w:sz w:val="28"/>
           <w:szCs w:val="28"/>
           <w:lang w:val="uk-UA"/>
@@ -198,16 +228,108 @@
       </w:pPr>
       <w:r>
         <w:rPr>
-          <w:rFonts w:ascii="Times New Roman CYR" w:hAnsi="Times New Roman CYR"/>
-          <w:sz w:val="28"/>
-          <w:szCs w:val="28"/>
-          <w:lang w:val="uk-UA"/>
-        </w:rPr>
-        <w:t xml:space="preserve">Дисципліна: </w:t>
+          <w:bCs/>
+          <w:sz w:val="28"/>
+          <w:szCs w:val="28"/>
+          <w:lang w:val="uk-UA"/>
+        </w:rPr>
+        <w:t>З В І Т</w:t>
+      </w:r>
+    </w:p>
+    <w:p>
+      <w:pPr>
+        <w:spacing w:line="360" w:lineRule="auto"/>
+        <w:ind w:left="1560" w:hanging="1560"/>
+        <w:jc w:val="center"/>
+        <w:rPr>
+          <w:bCs/>
+          <w:sz w:val="28"/>
+          <w:szCs w:val="28"/>
+          <w:lang w:val="uk-UA"/>
+        </w:rPr>
+      </w:pPr>
+    </w:p>
+    <w:p>
+      <w:pPr>
+        <w:spacing w:line="360" w:lineRule="auto"/>
+        <w:ind w:left="1560" w:hanging="1560"/>
+        <w:jc w:val="center"/>
+        <w:rPr>
+          <w:bCs/>
+          <w:sz w:val="28"/>
+          <w:szCs w:val="28"/>
+          <w:lang w:val="uk-UA"/>
+        </w:rPr>
+      </w:pPr>
+      <w:r>
+        <w:rPr>
+          <w:bCs/>
+          <w:sz w:val="28"/>
+          <w:szCs w:val="28"/>
+          <w:lang w:val="uk-UA"/>
+        </w:rPr>
+        <w:t xml:space="preserve">з лабораторної роботи № </w:t>
+      </w:r>
+    </w:p>
+    <w:p>
+      <w:pPr>
+        <w:spacing w:line="360" w:lineRule="auto"/>
+        <w:jc w:val="center"/>
+        <w:rPr>
+          <w:bCs/>
+          <w:sz w:val="28"/>
+          <w:szCs w:val="28"/>
+          <w:lang w:val="uk-UA"/>
+        </w:rPr>
+      </w:pPr>
+      <w:r>
+        <w:rPr>
+          <w:bCs/>
+          <w:sz w:val="28"/>
+          <w:szCs w:val="28"/>
+          <w:lang w:val="uk-UA"/>
+        </w:rPr>
+        <w:t>з д</w:t>
       </w:r>
       <w:r>
         <w:rPr>
-          <w:b/>
+          <w:bCs/>
+          <w:sz w:val="28"/>
+          <w:szCs w:val="28"/>
+          <w:lang w:val="uk-UA"/>
+        </w:rPr>
+        <w:t>исциплін</w:t>
+      </w:r>
+      <w:r>
+        <w:rPr>
+          <w:bCs/>
+          <w:sz w:val="28"/>
+          <w:szCs w:val="28"/>
+          <w:lang w:val="uk-UA"/>
+        </w:rPr>
+        <w:t>и</w:t>
+      </w:r>
+      <w:r>
+        <w:rPr>
+          <w:bCs/>
+          <w:sz w:val="28"/>
+          <w:szCs w:val="28"/>
+          <w:lang w:val="uk-UA"/>
+        </w:rPr>
+        <w:t xml:space="preserve"> </w:t>
+      </w:r>
+      <w:r>
+        <w:rPr>
+          <w:bCs/>
+          <w:sz w:val="28"/>
+          <w:szCs w:val="28"/>
+          <w:lang w:val="uk-UA"/>
+        </w:rPr>
+        <w:t>«</w:t>
+      </w:r>
+      <w:r>
+        <w:rPr>
+          <w:bCs/>
           <w:sz w:val="28"/>
           <w:szCs w:val="28"/>
           <w:lang w:val="uk-UA"/>
@@ -217,7 +339,7 @@
       <w:proofErr w:type="spellStart"/>
       <w:r>
         <w:rPr>
-          <w:b/>
+          <w:bCs/>
           <w:sz w:val="28"/>
           <w:szCs w:val="28"/>
           <w:lang w:val="uk-UA"/>
@@ -225,115 +347,575 @@
         <w:t>кібербезпеки</w:t>
       </w:r>
       <w:proofErr w:type="spellEnd"/>
-    </w:p>
-    <w:p>
-      <w:pPr>
-        <w:ind w:left="709"/>
-        <w:rPr>
-          <w:rFonts w:ascii="Times New Roman CYR" w:hAnsi="Times New Roman CYR"/>
-          <w:sz w:val="32"/>
-          <w:szCs w:val="32"/>
-          <w:lang w:val="uk-UA"/>
-        </w:rPr>
-      </w:pPr>
-    </w:p>
-    <w:p>
-      <w:pPr>
-        <w:ind w:left="709"/>
-        <w:rPr>
-          <w:rFonts w:ascii="Times New Roman CYR" w:hAnsi="Times New Roman CYR"/>
-          <w:sz w:val="32"/>
-          <w:szCs w:val="32"/>
-          <w:lang w:val="uk-UA"/>
-        </w:rPr>
-      </w:pPr>
-    </w:p>
-    <w:p>
-      <w:pPr>
-        <w:ind w:left="709"/>
-        <w:rPr>
-          <w:rFonts w:ascii="Times New Roman CYR" w:hAnsi="Times New Roman CYR"/>
-          <w:sz w:val="32"/>
-          <w:szCs w:val="32"/>
-          <w:lang w:val="uk-UA"/>
-        </w:rPr>
-      </w:pPr>
-    </w:p>
-    <w:p>
-      <w:pPr>
-        <w:ind w:left="709"/>
-        <w:rPr>
-          <w:rFonts w:ascii="Times New Roman CYR" w:hAnsi="Times New Roman CYR"/>
-          <w:sz w:val="32"/>
-          <w:szCs w:val="32"/>
-          <w:lang w:val="uk-UA"/>
-        </w:rPr>
-      </w:pPr>
-    </w:p>
-    <w:p>
-      <w:pPr>
-        <w:ind w:left="709"/>
-        <w:rPr>
-          <w:rFonts w:ascii="Times New Roman CYR" w:hAnsi="Times New Roman CYR"/>
-          <w:sz w:val="32"/>
-          <w:szCs w:val="32"/>
-          <w:lang w:val="uk-UA"/>
-        </w:rPr>
-      </w:pPr>
-    </w:p>
-    <w:p>
-      <w:pPr>
-        <w:ind w:left="709"/>
-        <w:rPr>
-          <w:rFonts w:ascii="Times New Roman CYR" w:hAnsi="Times New Roman CYR"/>
-          <w:sz w:val="32"/>
-          <w:szCs w:val="32"/>
-          <w:lang w:val="uk-UA"/>
-        </w:rPr>
-      </w:pPr>
-    </w:p>
-    <w:p>
-      <w:pPr>
+      <w:r>
+        <w:rPr>
+          <w:bCs/>
+          <w:sz w:val="28"/>
+          <w:szCs w:val="28"/>
+          <w:lang w:val="uk-UA"/>
+        </w:rPr>
+        <w:t>»</w:t>
+      </w:r>
+    </w:p>
+    <w:p>
+      <w:pPr>
+        <w:spacing w:line="360" w:lineRule="auto"/>
         <w:jc w:val="center"/>
         <w:rPr>
-          <w:rFonts w:ascii="Times New Roman CYR" w:hAnsi="Times New Roman CYR"/>
-          <w:b/>
-          <w:sz w:val="32"/>
-          <w:szCs w:val="32"/>
+          <w:bCs/>
+          <w:sz w:val="28"/>
+          <w:szCs w:val="28"/>
           <w:lang w:val="uk-UA"/>
         </w:rPr>
       </w:pPr>
       <w:r>
         <w:rPr>
-          <w:rFonts w:ascii="Times New Roman CYR" w:hAnsi="Times New Roman CYR"/>
-          <w:b/>
-          <w:sz w:val="32"/>
-          <w:szCs w:val="32"/>
-          <w:lang w:val="uk-UA"/>
-        </w:rPr>
-        <w:t>З В І Т</w:t>
+          <w:bCs/>
+          <w:sz w:val="28"/>
+          <w:szCs w:val="28"/>
+          <w:lang w:val="uk-UA"/>
+        </w:rPr>
+        <w:t xml:space="preserve">Тема: </w:t>
       </w:r>
-    </w:p>
-    <w:p>
-      <w:pPr>
+      <w:r>
+        <w:rPr>
+          <w:bCs/>
+          <w:sz w:val="28"/>
+          <w:szCs w:val="28"/>
+          <w:lang w:val="uk-UA"/>
+        </w:rPr>
+        <w:t>«»</w:t>
+      </w:r>
+    </w:p>
+    <w:p>
+      <w:pPr>
+        <w:spacing w:line="360" w:lineRule="auto"/>
         <w:ind w:left="1560" w:hanging="1560"/>
         <w:jc w:val="center"/>
         <w:rPr>
+          <w:bCs/>
+          <w:sz w:val="28"/>
+          <w:szCs w:val="28"/>
+          <w:lang w:val="uk-UA"/>
+        </w:rPr>
+      </w:pPr>
+    </w:p>
+    <w:p>
+      <w:pPr>
+        <w:spacing w:line="360" w:lineRule="auto"/>
+        <w:ind w:left="709"/>
+        <w:jc w:val="center"/>
+        <w:rPr>
+          <w:bCs/>
+          <w:i/>
+          <w:sz w:val="28"/>
+          <w:szCs w:val="28"/>
+          <w:lang w:val="uk-UA"/>
+        </w:rPr>
+      </w:pPr>
+    </w:p>
+    <w:p>
+      <w:pPr>
+        <w:spacing w:line="360" w:lineRule="auto"/>
+        <w:ind w:left="709"/>
+        <w:rPr>
+          <w:sz w:val="28"/>
+          <w:szCs w:val="28"/>
+          <w:lang w:val="uk-UA"/>
+        </w:rPr>
+      </w:pPr>
+    </w:p>
+    <w:p>
+      <w:pPr>
+        <w:ind w:left="709"/>
+        <w:rPr>
+          <w:sz w:val="28"/>
+          <w:szCs w:val="28"/>
+          <w:lang w:val="uk-UA"/>
+        </w:rPr>
+      </w:pPr>
+    </w:p>
+    <w:p>
+      <w:pPr>
+        <w:ind w:left="709"/>
+        <w:rPr>
+          <w:sz w:val="28"/>
+          <w:szCs w:val="28"/>
+        </w:rPr>
+      </w:pPr>
+    </w:p>
+    <w:p>
+      <w:pPr>
+        <w:ind w:left="709"/>
+        <w:rPr>
+          <w:sz w:val="28"/>
+          <w:szCs w:val="28"/>
+          <w:lang w:val="en-US"/>
+        </w:rPr>
+      </w:pPr>
+    </w:p>
+    <w:tbl>
+      <w:tblPr>
+        <w:tblW w:w="9781" w:type="dxa"/>
+        <w:tblCellMar>
+          <w:top w:w="15" w:type="dxa"/>
+          <w:left w:w="15" w:type="dxa"/>
+          <w:bottom w:w="15" w:type="dxa"/>
+          <w:right w:w="15" w:type="dxa"/>
+        </w:tblCellMar>
+        <w:tblLook w:val="04A0" w:firstRow="1" w:lastRow="0" w:firstColumn="1" w:lastColumn="0" w:noHBand="0" w:noVBand="1"/>
+      </w:tblPr>
+      <w:tblGrid>
+        <w:gridCol w:w="4111"/>
+        <w:gridCol w:w="5670"/>
+      </w:tblGrid>
+      <w:tr>
+        <w:tc>
+          <w:tcPr>
+            <w:tcW w:w="4111" w:type="dxa"/>
+            <w:tcMar>
+              <w:top w:w="0" w:type="dxa"/>
+              <w:left w:w="108" w:type="dxa"/>
+              <w:bottom w:w="0" w:type="dxa"/>
+              <w:right w:w="108" w:type="dxa"/>
+            </w:tcMar>
+            <w:hideMark/>
+          </w:tcPr>
+          <w:p>
+            <w:pPr>
+              <w:rPr>
+                <w:sz w:val="28"/>
+                <w:szCs w:val="28"/>
+                <w:lang w:eastAsia="uk-UA"/>
+              </w:rPr>
+            </w:pPr>
+            <w:proofErr w:type="spellStart"/>
+            <w:r>
+              <w:rPr>
+                <w:color w:val="000000"/>
+                <w:sz w:val="28"/>
+                <w:szCs w:val="28"/>
+                <w:lang w:eastAsia="uk-UA"/>
+              </w:rPr>
+              <w:t>Перевірила</w:t>
+            </w:r>
+            <w:proofErr w:type="spellEnd"/>
+            <w:r>
+              <w:rPr>
+                <w:color w:val="000000"/>
+                <w:sz w:val="28"/>
+                <w:szCs w:val="28"/>
+                <w:lang w:eastAsia="uk-UA"/>
+              </w:rPr>
+              <w:t>:</w:t>
+            </w:r>
+          </w:p>
+        </w:tc>
+        <w:tc>
+          <w:tcPr>
+            <w:tcW w:w="5670" w:type="dxa"/>
+            <w:tcMar>
+              <w:top w:w="0" w:type="dxa"/>
+              <w:left w:w="108" w:type="dxa"/>
+              <w:bottom w:w="0" w:type="dxa"/>
+              <w:right w:w="108" w:type="dxa"/>
+            </w:tcMar>
+            <w:hideMark/>
+          </w:tcPr>
+          <w:p>
+            <w:pPr>
+              <w:jc w:val="right"/>
+              <w:rPr>
+                <w:sz w:val="28"/>
+                <w:szCs w:val="28"/>
+                <w:lang w:eastAsia="uk-UA"/>
+              </w:rPr>
+            </w:pPr>
+            <w:r>
+              <w:rPr>
+                <w:color w:val="000000"/>
+                <w:sz w:val="28"/>
+                <w:szCs w:val="28"/>
+                <w:lang w:eastAsia="uk-UA"/>
+              </w:rPr>
+              <w:t>Викон</w:t>
+            </w:r>
+            <w:proofErr w:type="spellStart"/>
+            <w:r>
+              <w:rPr>
+                <w:color w:val="000000"/>
+                <w:sz w:val="28"/>
+                <w:szCs w:val="28"/>
+                <w:lang w:val="uk-UA" w:eastAsia="uk-UA"/>
+              </w:rPr>
+              <w:t>ав</w:t>
+            </w:r>
+            <w:proofErr w:type="spellEnd"/>
+            <w:r>
+              <w:rPr>
+                <w:color w:val="000000"/>
+                <w:sz w:val="28"/>
+                <w:szCs w:val="28"/>
+                <w:lang w:eastAsia="uk-UA"/>
+              </w:rPr>
+              <w:t>:</w:t>
+            </w:r>
+          </w:p>
+        </w:tc>
+      </w:tr>
+      <w:tr>
+        <w:tc>
+          <w:tcPr>
+            <w:tcW w:w="4111" w:type="dxa"/>
+            <w:tcMar>
+              <w:top w:w="0" w:type="dxa"/>
+              <w:left w:w="108" w:type="dxa"/>
+              <w:bottom w:w="0" w:type="dxa"/>
+              <w:right w:w="108" w:type="dxa"/>
+            </w:tcMar>
+            <w:hideMark/>
+          </w:tcPr>
+          <w:p>
+            <w:pPr>
+              <w:rPr>
+                <w:sz w:val="28"/>
+                <w:szCs w:val="28"/>
+                <w:lang w:eastAsia="uk-UA"/>
+              </w:rPr>
+            </w:pPr>
+            <w:proofErr w:type="spellStart"/>
+            <w:r>
+              <w:rPr>
+                <w:color w:val="000000"/>
+                <w:sz w:val="28"/>
+                <w:szCs w:val="28"/>
+                <w:lang w:eastAsia="uk-UA"/>
+              </w:rPr>
+              <w:t>професор</w:t>
+            </w:r>
+            <w:proofErr w:type="spellEnd"/>
+          </w:p>
+        </w:tc>
+        <w:tc>
+          <w:tcPr>
+            <w:tcW w:w="5670" w:type="dxa"/>
+            <w:tcMar>
+              <w:top w:w="0" w:type="dxa"/>
+              <w:left w:w="108" w:type="dxa"/>
+              <w:bottom w:w="0" w:type="dxa"/>
+              <w:right w:w="108" w:type="dxa"/>
+            </w:tcMar>
+            <w:hideMark/>
+          </w:tcPr>
+          <w:p>
+            <w:pPr>
+              <w:ind w:left="1560" w:hanging="1560"/>
+              <w:jc w:val="right"/>
+              <w:rPr>
+                <w:sz w:val="28"/>
+                <w:szCs w:val="28"/>
+                <w:lang w:val="uk-UA"/>
+              </w:rPr>
+            </w:pPr>
+            <w:r>
+              <w:rPr>
+                <w:sz w:val="28"/>
+                <w:szCs w:val="28"/>
+                <w:lang w:val="uk-UA"/>
+              </w:rPr>
+              <w:t>аспірант 1-го курсу</w:t>
+            </w:r>
+          </w:p>
+          <w:p>
+            <w:pPr>
+              <w:ind w:left="1560" w:hanging="1560"/>
+              <w:jc w:val="right"/>
+              <w:rPr>
+                <w:color w:val="000000" w:themeColor="text1"/>
+                <w:sz w:val="28"/>
+                <w:szCs w:val="28"/>
+                <w:lang w:val="uk-UA"/>
+              </w:rPr>
+            </w:pPr>
+            <w:r>
+              <w:rPr>
+                <w:sz w:val="28"/>
+                <w:szCs w:val="28"/>
+                <w:lang w:val="uk-UA"/>
+              </w:rPr>
+              <w:t xml:space="preserve">спеціальності </w:t>
+            </w:r>
+            <w:r>
+              <w:rPr>
+                <w:color w:val="000000" w:themeColor="text1"/>
+                <w:sz w:val="28"/>
+                <w:szCs w:val="28"/>
+                <w:lang w:val="uk-UA"/>
+              </w:rPr>
+              <w:t xml:space="preserve">F5 </w:t>
+            </w:r>
+            <w:proofErr w:type="spellStart"/>
+            <w:r>
+              <w:rPr>
+                <w:color w:val="000000" w:themeColor="text1"/>
+                <w:sz w:val="28"/>
+                <w:szCs w:val="28"/>
+                <w:lang w:val="uk-UA"/>
+              </w:rPr>
+              <w:t>Кібербезпека</w:t>
+            </w:r>
+            <w:proofErr w:type="spellEnd"/>
+          </w:p>
+          <w:p>
+            <w:pPr>
+              <w:ind w:left="1560" w:hanging="1560"/>
+              <w:jc w:val="right"/>
+              <w:rPr>
+                <w:color w:val="000000" w:themeColor="text1"/>
+                <w:sz w:val="28"/>
+                <w:szCs w:val="28"/>
+                <w:lang w:val="uk-UA"/>
+              </w:rPr>
+            </w:pPr>
+            <w:r>
+              <w:rPr>
+                <w:color w:val="000000" w:themeColor="text1"/>
+                <w:sz w:val="28"/>
+                <w:szCs w:val="28"/>
+                <w:lang w:val="uk-UA"/>
+              </w:rPr>
+              <w:t>та захист інформації</w:t>
+            </w:r>
+          </w:p>
+          <w:p>
+            <w:pPr>
+              <w:jc w:val="right"/>
+              <w:rPr>
+                <w:sz w:val="28"/>
+                <w:szCs w:val="28"/>
+                <w:lang w:val="uk-UA" w:eastAsia="uk-UA"/>
+              </w:rPr>
+            </w:pPr>
+          </w:p>
+        </w:tc>
+      </w:tr>
+      <w:tr>
+        <w:tc>
+          <w:tcPr>
+            <w:tcW w:w="4111" w:type="dxa"/>
+            <w:tcMar>
+              <w:top w:w="0" w:type="dxa"/>
+              <w:left w:w="108" w:type="dxa"/>
+              <w:bottom w:w="0" w:type="dxa"/>
+              <w:right w:w="108" w:type="dxa"/>
+            </w:tcMar>
+            <w:hideMark/>
+          </w:tcPr>
+          <w:p>
+            <w:pPr>
+              <w:rPr>
+                <w:sz w:val="28"/>
+                <w:szCs w:val="28"/>
+                <w:lang w:eastAsia="uk-UA"/>
+              </w:rPr>
+            </w:pPr>
+            <w:r>
+              <w:rPr>
+                <w:color w:val="000000"/>
+                <w:sz w:val="28"/>
+                <w:szCs w:val="28"/>
+                <w:lang w:eastAsia="uk-UA"/>
+              </w:rPr>
+              <w:t>Бабенко В. Г.</w:t>
+            </w:r>
+          </w:p>
+        </w:tc>
+        <w:tc>
+          <w:tcPr>
+            <w:tcW w:w="5670" w:type="dxa"/>
+            <w:tcMar>
+              <w:top w:w="0" w:type="dxa"/>
+              <w:left w:w="108" w:type="dxa"/>
+              <w:bottom w:w="0" w:type="dxa"/>
+              <w:right w:w="108" w:type="dxa"/>
+            </w:tcMar>
+            <w:hideMark/>
+          </w:tcPr>
+          <w:p>
+            <w:pPr>
+              <w:ind w:left="709" w:hanging="709"/>
+              <w:jc w:val="right"/>
+              <w:rPr>
+                <w:bCs/>
+                <w:iCs/>
+                <w:color w:val="000000" w:themeColor="text1"/>
+                <w:sz w:val="28"/>
+                <w:szCs w:val="28"/>
+                <w:lang w:val="uk-UA"/>
+              </w:rPr>
+            </w:pPr>
+            <w:proofErr w:type="spellStart"/>
+            <w:r>
+              <w:rPr>
+                <w:bCs/>
+                <w:iCs/>
+                <w:color w:val="000000" w:themeColor="text1"/>
+                <w:sz w:val="28"/>
+                <w:szCs w:val="28"/>
+                <w:lang w:val="uk-UA"/>
+              </w:rPr>
+              <w:t>Білозор</w:t>
+            </w:r>
+            <w:proofErr w:type="spellEnd"/>
+            <w:r>
+              <w:rPr>
+                <w:bCs/>
+                <w:iCs/>
+                <w:color w:val="000000" w:themeColor="text1"/>
+                <w:sz w:val="28"/>
+                <w:szCs w:val="28"/>
+                <w:lang w:val="uk-UA"/>
+              </w:rPr>
+              <w:t xml:space="preserve"> Дмитро Олександрович</w:t>
+            </w:r>
+          </w:p>
+          <w:p>
+            <w:pPr>
+              <w:jc w:val="right"/>
+              <w:rPr>
+                <w:bCs/>
+                <w:sz w:val="28"/>
+                <w:szCs w:val="28"/>
+                <w:lang w:eastAsia="uk-UA"/>
+              </w:rPr>
+            </w:pPr>
+          </w:p>
+        </w:tc>
+      </w:tr>
+    </w:tbl>
+    <w:p>
+      <w:pPr>
+        <w:ind w:left="709"/>
+        <w:rPr>
+          <w:sz w:val="28"/>
+          <w:szCs w:val="28"/>
+          <w:lang w:val="en-US"/>
+        </w:rPr>
+      </w:pPr>
+    </w:p>
+    <w:p>
+      <w:pPr>
+        <w:ind w:left="709"/>
+        <w:rPr>
+          <w:sz w:val="28"/>
+          <w:szCs w:val="28"/>
+          <w:lang w:val="uk-UA"/>
+        </w:rPr>
+      </w:pPr>
+    </w:p>
+    <w:p>
+      <w:pPr>
+        <w:ind w:left="709"/>
+        <w:rPr>
+          <w:sz w:val="28"/>
+          <w:szCs w:val="28"/>
+          <w:lang w:val="uk-UA"/>
+        </w:rPr>
+      </w:pPr>
+    </w:p>
+    <w:p>
+      <w:pPr>
+        <w:ind w:left="709"/>
+        <w:rPr>
+          <w:sz w:val="28"/>
+          <w:szCs w:val="28"/>
+          <w:lang w:val="uk-UA"/>
+        </w:rPr>
+      </w:pPr>
+    </w:p>
+    <w:p>
+      <w:pPr>
+        <w:ind w:left="709"/>
+        <w:rPr>
           <w:rFonts w:ascii="Times New Roman CYR" w:hAnsi="Times New Roman CYR"/>
+          <w:szCs w:val="28"/>
+          <w:lang w:val="uk-UA"/>
+        </w:rPr>
+      </w:pPr>
+    </w:p>
+    <w:p>
+      <w:pPr>
+        <w:ind w:left="709"/>
+        <w:rPr>
+          <w:rFonts w:ascii="Times New Roman CYR" w:hAnsi="Times New Roman CYR"/>
+          <w:szCs w:val="28"/>
+          <w:lang w:val="uk-UA"/>
+        </w:rPr>
+      </w:pPr>
+    </w:p>
+    <w:p>
+      <w:pPr>
+        <w:ind w:left="709"/>
+        <w:rPr>
+          <w:rFonts w:ascii="Times New Roman CYR" w:hAnsi="Times New Roman CYR"/>
+          <w:szCs w:val="28"/>
+          <w:lang w:val="uk-UA"/>
+        </w:rPr>
+      </w:pPr>
+    </w:p>
+    <w:p>
+      <w:pPr>
+        <w:ind w:left="709" w:hanging="709"/>
+        <w:jc w:val="center"/>
+        <w:rPr>
+          <w:rFonts w:ascii="Times New Roman CYR" w:hAnsi="Times New Roman CYR"/>
+          <w:bCs/>
+          <w:szCs w:val="28"/>
+          <w:lang w:val="uk-UA"/>
+        </w:rPr>
+      </w:pPr>
+    </w:p>
+    <w:p>
+      <w:pPr>
+        <w:ind w:left="709" w:hanging="709"/>
+        <w:jc w:val="center"/>
+        <w:rPr>
+          <w:rFonts w:ascii="Times New Roman CYR" w:hAnsi="Times New Roman CYR"/>
+          <w:bCs/>
+          <w:szCs w:val="28"/>
+          <w:lang w:val="uk-UA"/>
+        </w:rPr>
+      </w:pPr>
+    </w:p>
+    <w:p>
+      <w:pPr>
+        <w:ind w:left="709" w:hanging="709"/>
+        <w:jc w:val="center"/>
+        <w:rPr>
+          <w:rFonts w:ascii="Times New Roman CYR" w:hAnsi="Times New Roman CYR"/>
+          <w:bCs/>
+          <w:szCs w:val="28"/>
+          <w:lang w:val="uk-UA"/>
+        </w:rPr>
+      </w:pPr>
+      <w:r>
+        <w:rPr>
+          <w:rFonts w:ascii="Times New Roman CYR" w:hAnsi="Times New Roman CYR"/>
+          <w:bCs/>
+          <w:szCs w:val="28"/>
+          <w:lang w:val="uk-UA"/>
+        </w:rPr>
+        <w:t>Черкаси – 2025 р.</w:t>
+      </w:r>
+    </w:p>
+    <w:p>
+      <w:pPr>
+        <w:pStyle w:val="ListParagraph"/>
+        <w:spacing w:line="360" w:lineRule="auto"/>
+        <w:ind w:left="0"/>
+        <w:jc w:val="center"/>
+        <w:rPr>
           <w:b/>
-          <w:sz w:val="32"/>
-          <w:szCs w:val="32"/>
-          <w:lang w:val="uk-UA"/>
-        </w:rPr>
-      </w:pPr>
-    </w:p>
-    <w:p>
-      <w:pPr>
-        <w:ind w:left="1560" w:hanging="1560"/>
-        <w:jc w:val="center"/>
-        <w:rPr>
-          <w:rFonts w:ascii="Times New Roman CYR" w:hAnsi="Times New Roman CYR"/>
-          <w:b/>
           <w:sz w:val="28"/>
           <w:szCs w:val="28"/>
           <w:lang w:val="uk-UA"/>
@@ -341,412 +923,184 @@
       </w:pPr>
       <w:r>
         <w:rPr>
-          <w:rFonts w:ascii="Times New Roman CYR" w:hAnsi="Times New Roman CYR"/>
-          <w:b/>
-          <w:sz w:val="28"/>
-          <w:szCs w:val="28"/>
-          <w:lang w:val="uk-UA"/>
-        </w:rPr>
-        <w:t xml:space="preserve">з лабораторної роботи № </w:t>
-      </w:r>
-    </w:p>
-    <w:p>
-      <w:pPr>
-        <w:jc w:val="center"/>
-        <w:rPr>
-          <w:rFonts w:ascii="Times New Roman CYR" w:hAnsi="Times New Roman CYR"/>
-          <w:b/>
-          <w:sz w:val="28"/>
-          <w:szCs w:val="28"/>
-          <w:lang w:val="uk-UA"/>
-        </w:rPr>
-      </w:pPr>
-    </w:p>
-    <w:p>
-      <w:pPr>
-        <w:tabs>
-          <w:tab w:val="left" w:pos="560"/>
-          <w:tab w:val="left" w:pos="1120"/>
-          <w:tab w:val="left" w:pos="1680"/>
-          <w:tab w:val="left" w:pos="2240"/>
-          <w:tab w:val="left" w:pos="2800"/>
-          <w:tab w:val="left" w:pos="3360"/>
-          <w:tab w:val="left" w:pos="3920"/>
-          <w:tab w:val="left" w:pos="4480"/>
-          <w:tab w:val="left" w:pos="5040"/>
-          <w:tab w:val="left" w:pos="5600"/>
-          <w:tab w:val="left" w:pos="6160"/>
-          <w:tab w:val="left" w:pos="6720"/>
-        </w:tabs>
-        <w:autoSpaceDE w:val="0"/>
-        <w:autoSpaceDN w:val="0"/>
-        <w:adjustRightInd w:val="0"/>
-        <w:jc w:val="center"/>
-        <w:rPr>
-          <w:rFonts w:eastAsiaTheme="minorHAnsi"/>
-          <w:b/>
-          <w:bCs/>
-          <w:color w:val="000000"/>
-          <w:sz w:val="28"/>
-          <w:szCs w:val="28"/>
-          <w:lang w:val="uk-UA" w:eastAsia="en-US"/>
-          <w14:ligatures w14:val="standardContextual"/>
-        </w:rPr>
-      </w:pPr>
-      <w:r>
-        <w:rPr>
-          <w:rFonts w:ascii="Times New Roman CYR" w:hAnsi="Times New Roman CYR"/>
-          <w:b/>
-          <w:sz w:val="28"/>
-          <w:szCs w:val="28"/>
-          <w:lang w:val="uk-UA"/>
-        </w:rPr>
-        <w:t>Тема: „”</w:t>
-      </w:r>
-    </w:p>
-    <w:p>
-      <w:pPr>
-        <w:ind w:left="1560" w:hanging="1560"/>
-        <w:jc w:val="center"/>
-        <w:rPr>
-          <w:rFonts w:ascii="Times New Roman CYR" w:hAnsi="Times New Roman CYR"/>
-          <w:b/>
-          <w:sz w:val="32"/>
-          <w:szCs w:val="32"/>
-          <w:lang w:val="uk-UA"/>
-        </w:rPr>
-      </w:pPr>
-    </w:p>
-    <w:p>
-      <w:pPr>
-        <w:ind w:left="1560" w:hanging="1560"/>
-        <w:jc w:val="center"/>
-        <w:rPr>
-          <w:rFonts w:ascii="Times New Roman CYR" w:hAnsi="Times New Roman CYR"/>
-          <w:color w:val="000000" w:themeColor="text1"/>
-          <w:szCs w:val="28"/>
-          <w:lang w:val="uk-UA"/>
-        </w:rPr>
-      </w:pPr>
-      <w:r>
-        <w:rPr>
-          <w:rFonts w:ascii="Times New Roman CYR" w:hAnsi="Times New Roman CYR"/>
-          <w:szCs w:val="28"/>
-          <w:lang w:val="uk-UA"/>
-        </w:rPr>
-        <w:t xml:space="preserve">аспіранта 1-го курсу спеціальності </w:t>
+          <w:sz w:val="28"/>
+          <w:szCs w:val="28"/>
+          <w:lang w:val="uk-UA"/>
+        </w:rPr>
+        <w:lastRenderedPageBreak/>
+        <w:t>Тема:</w:t>
       </w:r>
       <w:r>
         <w:rPr>
-          <w:rFonts w:ascii="Times New Roman CYR" w:hAnsi="Times New Roman CYR"/>
-          <w:color w:val="000000" w:themeColor="text1"/>
-          <w:szCs w:val="28"/>
-          <w:lang w:val="uk-UA"/>
-        </w:rPr>
-        <w:t xml:space="preserve">F5 </w:t>
+          <w:b/>
+          <w:sz w:val="28"/>
+          <w:szCs w:val="28"/>
+          <w:lang w:val="uk-UA"/>
+        </w:rPr>
+        <w:t xml:space="preserve"> </w:t>
       </w:r>
+      <w:r>
+        <w:rPr>
+          <w:b/>
+          <w:sz w:val="28"/>
+          <w:szCs w:val="28"/>
+          <w:lang w:val="uk-UA"/>
+        </w:rPr>
+        <w:t>«»</w:t>
+      </w:r>
+    </w:p>
+    <w:p>
+      <w:pPr>
+        <w:pStyle w:val="ListParagraph"/>
+        <w:spacing w:line="360" w:lineRule="auto"/>
+        <w:ind w:left="0"/>
+        <w:rPr>
+          <w:b/>
+          <w:i/>
+          <w:sz w:val="28"/>
+          <w:szCs w:val="28"/>
+          <w:lang w:val="uk-UA"/>
+        </w:rPr>
+      </w:pPr>
+    </w:p>
+    <w:p>
+      <w:pPr>
+        <w:spacing w:line="360" w:lineRule="auto"/>
+        <w:jc w:val="both"/>
+        <w:rPr>
+          <w:sz w:val="28"/>
+          <w:szCs w:val="28"/>
+          <w:lang w:val="uk-UA"/>
+        </w:rPr>
+      </w:pPr>
+      <w:r>
+        <w:rPr>
+          <w:b/>
+          <w:bCs/>
+          <w:i/>
+          <w:sz w:val="28"/>
+          <w:szCs w:val="28"/>
+          <w:lang w:val="uk-UA"/>
+        </w:rPr>
+        <w:t>Мета роботи</w:t>
+      </w:r>
+      <w:r>
+        <w:rPr>
+          <w:b/>
+          <w:bCs/>
+          <w:sz w:val="28"/>
+          <w:szCs w:val="28"/>
+          <w:lang w:val="uk-UA"/>
+        </w:rPr>
+        <w:t>:</w:t>
+      </w:r>
+    </w:p>
+    <w:p>
+      <w:pPr>
+        <w:spacing w:line="360" w:lineRule="auto"/>
+        <w:jc w:val="center"/>
+        <w:rPr>
+          <w:b/>
+          <w:i/>
+          <w:sz w:val="28"/>
+          <w:szCs w:val="28"/>
+          <w:lang w:val="uk-UA"/>
+        </w:rPr>
+      </w:pPr>
+    </w:p>
+    <w:p>
+      <w:pPr>
+        <w:spacing w:line="360" w:lineRule="auto"/>
+        <w:jc w:val="center"/>
+        <w:rPr>
+          <w:b/>
+          <w:i/>
+          <w:sz w:val="28"/>
+          <w:szCs w:val="28"/>
+          <w:lang w:val="uk-UA"/>
+        </w:rPr>
+      </w:pPr>
+      <w:r>
+        <w:rPr>
+          <w:b/>
+          <w:i/>
+          <w:sz w:val="28"/>
+          <w:szCs w:val="28"/>
+          <w:lang w:val="uk-UA"/>
+        </w:rPr>
+        <w:t>Завдання для виконання:</w:t>
+      </w:r>
+    </w:p>
+    <w:p>
+      <w:pPr>
+        <w:spacing w:line="360" w:lineRule="auto"/>
+        <w:rPr>
+          <w:b/>
+          <w:i/>
+          <w:sz w:val="28"/>
+          <w:szCs w:val="28"/>
+          <w:lang w:val="uk-UA"/>
+        </w:rPr>
+      </w:pPr>
+    </w:p>
+    <w:p>
+      <w:pPr>
+        <w:spacing w:line="360" w:lineRule="auto"/>
+        <w:jc w:val="center"/>
+        <w:rPr>
+          <w:b/>
+          <w:i/>
+          <w:sz w:val="28"/>
+          <w:szCs w:val="28"/>
+          <w:lang w:val="en-US"/>
+        </w:rPr>
+      </w:pPr>
       <w:proofErr w:type="spellStart"/>
       <w:r>
         <w:rPr>
-          <w:rFonts w:ascii="Times New Roman CYR" w:hAnsi="Times New Roman CYR"/>
-          <w:color w:val="000000" w:themeColor="text1"/>
-          <w:szCs w:val="28"/>
-          <w:lang w:val="uk-UA"/>
-        </w:rPr>
-        <w:t>Кібербезпека</w:t>
+          <w:b/>
+          <w:bCs/>
+          <w:i/>
+          <w:iCs/>
+          <w:sz w:val="28"/>
+          <w:szCs w:val="28"/>
+          <w:lang w:val="uk-UA"/>
+        </w:rPr>
+        <w:t>Теоритичні</w:t>
       </w:r>
       <w:proofErr w:type="spellEnd"/>
       <w:r>
         <w:rPr>
-          <w:rFonts w:ascii="Times New Roman CYR" w:hAnsi="Times New Roman CYR"/>
-          <w:color w:val="000000" w:themeColor="text1"/>
-          <w:szCs w:val="28"/>
-          <w:lang w:val="uk-UA"/>
-        </w:rPr>
-        <w:t xml:space="preserve"> та захист інформації</w:t>
+          <w:b/>
+          <w:bCs/>
+          <w:i/>
+          <w:iCs/>
+          <w:sz w:val="28"/>
+          <w:szCs w:val="28"/>
+          <w:lang w:val="uk-UA"/>
+        </w:rPr>
+        <w:t xml:space="preserve"> відомості</w:t>
       </w:r>
-    </w:p>
-    <w:p>
-      <w:pPr>
-        <w:ind w:left="709"/>
-        <w:jc w:val="center"/>
-        <w:rPr>
-          <w:rFonts w:ascii="Times New Roman CYR" w:hAnsi="Times New Roman CYR"/>
+      <w:r>
+        <w:rPr>
+          <w:b/>
+          <w:bCs/>
+          <w:i/>
+          <w:iCs/>
+          <w:sz w:val="28"/>
+          <w:szCs w:val="28"/>
+          <w:lang w:val="en-US"/>
+        </w:rPr>
+        <w:t>:</w:t>
+      </w:r>
+    </w:p>
+    <w:p>
+      <w:pPr>
+        <w:spacing w:line="360" w:lineRule="auto"/>
+        <w:rPr>
           <w:b/>
           <w:i/>
-          <w:szCs w:val="28"/>
-          <w:lang w:val="uk-UA"/>
-        </w:rPr>
-      </w:pPr>
-    </w:p>
-    <w:p>
-      <w:pPr>
-        <w:ind w:left="709" w:hanging="709"/>
-        <w:jc w:val="center"/>
-        <w:rPr>
-          <w:rFonts w:ascii="Times New Roman CYR" w:hAnsi="Times New Roman CYR"/>
-          <w:b/>
-          <w:iCs/>
-          <w:color w:val="000000" w:themeColor="text1"/>
-          <w:szCs w:val="28"/>
-          <w:lang w:val="uk-UA"/>
-        </w:rPr>
-      </w:pPr>
-      <w:r>
-        <w:rPr>
-          <w:rFonts w:ascii="Times New Roman CYR" w:hAnsi="Times New Roman CYR"/>
-          <w:b/>
-          <w:iCs/>
-          <w:color w:val="000000" w:themeColor="text1"/>
-          <w:szCs w:val="28"/>
-          <w:lang w:val="uk-UA"/>
-        </w:rPr>
-        <w:t>Білозора Дмитра Олександровича</w:t>
-      </w:r>
-    </w:p>
-    <w:p>
-      <w:pPr>
-        <w:ind w:left="709" w:right="520"/>
-        <w:jc w:val="right"/>
-        <w:rPr>
-          <w:rFonts w:ascii="Times New Roman CYR" w:hAnsi="Times New Roman CYR"/>
-          <w:szCs w:val="28"/>
-          <w:lang w:val="uk-UA"/>
-        </w:rPr>
-      </w:pPr>
-      <w:r>
-        <w:rPr>
-          <w:rFonts w:ascii="Times New Roman CYR" w:hAnsi="Times New Roman CYR"/>
-          <w:szCs w:val="28"/>
-          <w:lang w:val="uk-UA"/>
-        </w:rPr>
-        <w:t>________________</w:t>
-      </w:r>
-    </w:p>
-    <w:p>
-      <w:pPr>
-        <w:ind w:left="1408" w:right="378" w:firstLine="5822"/>
-        <w:rPr>
-          <w:rFonts w:ascii="Times New Roman CYR" w:hAnsi="Times New Roman CYR"/>
-          <w:sz w:val="20"/>
-          <w:lang w:val="uk-UA"/>
-        </w:rPr>
-      </w:pPr>
-      <w:r>
-        <w:rPr>
-          <w:rFonts w:ascii="Times New Roman CYR" w:hAnsi="Times New Roman CYR"/>
-          <w:sz w:val="20"/>
-          <w:lang w:val="uk-UA"/>
-        </w:rPr>
-        <w:t>(Підпис аспіранта)</w:t>
-      </w:r>
-    </w:p>
-    <w:p>
-      <w:pPr>
-        <w:ind w:left="709"/>
-        <w:rPr>
-          <w:rFonts w:ascii="Times New Roman CYR" w:hAnsi="Times New Roman CYR"/>
-          <w:szCs w:val="28"/>
-          <w:lang w:val="uk-UA"/>
-        </w:rPr>
-      </w:pPr>
-    </w:p>
-    <w:p>
-      <w:pPr>
-        <w:ind w:left="709"/>
-        <w:rPr>
-          <w:rFonts w:ascii="Times New Roman CYR" w:hAnsi="Times New Roman CYR"/>
-          <w:szCs w:val="28"/>
-          <w:lang w:val="uk-UA"/>
-        </w:rPr>
-      </w:pPr>
-    </w:p>
-    <w:p>
-      <w:pPr>
-        <w:ind w:left="709"/>
-        <w:rPr>
-          <w:rFonts w:ascii="Times New Roman CYR" w:hAnsi="Times New Roman CYR"/>
-          <w:szCs w:val="28"/>
-          <w:lang w:val="uk-UA"/>
-        </w:rPr>
-      </w:pPr>
-    </w:p>
-    <w:p>
-      <w:pPr>
-        <w:ind w:left="709"/>
-        <w:rPr>
-          <w:rFonts w:ascii="Times New Roman CYR" w:hAnsi="Times New Roman CYR"/>
-          <w:szCs w:val="28"/>
-          <w:lang w:val="uk-UA"/>
-        </w:rPr>
-      </w:pPr>
-      <w:r>
-        <w:rPr>
-          <w:rFonts w:ascii="Times New Roman CYR" w:hAnsi="Times New Roman CYR"/>
-          <w:szCs w:val="28"/>
-          <w:lang w:val="uk-UA"/>
-        </w:rPr>
-        <w:t>Оцінка __________________</w:t>
-      </w:r>
-    </w:p>
-    <w:p>
-      <w:pPr>
-        <w:ind w:left="709"/>
-        <w:jc w:val="right"/>
-        <w:rPr>
-          <w:rFonts w:ascii="Times New Roman CYR" w:hAnsi="Times New Roman CYR"/>
-          <w:szCs w:val="28"/>
-          <w:lang w:val="uk-UA"/>
-        </w:rPr>
-      </w:pPr>
-    </w:p>
-    <w:p>
-      <w:pPr>
-        <w:ind w:left="709"/>
-        <w:rPr>
-          <w:rFonts w:ascii="Times New Roman CYR" w:hAnsi="Times New Roman CYR"/>
-          <w:szCs w:val="28"/>
-          <w:lang w:val="uk-UA"/>
-        </w:rPr>
-      </w:pPr>
-      <w:r>
-        <w:rPr>
-          <w:rFonts w:ascii="Times New Roman CYR" w:hAnsi="Times New Roman CYR"/>
-          <w:szCs w:val="28"/>
-          <w:lang w:val="uk-UA"/>
-        </w:rPr>
-        <w:t>Перевірено ______________</w:t>
-      </w:r>
-    </w:p>
-    <w:p>
-      <w:pPr>
-        <w:ind w:left="709" w:firstLine="1843"/>
-        <w:rPr>
-          <w:rFonts w:ascii="Times New Roman CYR" w:hAnsi="Times New Roman CYR"/>
-          <w:szCs w:val="28"/>
-          <w:lang w:val="uk-UA"/>
-        </w:rPr>
-      </w:pPr>
-      <w:r>
-        <w:rPr>
-          <w:rFonts w:ascii="Times New Roman CYR" w:hAnsi="Times New Roman CYR"/>
-          <w:sz w:val="20"/>
-          <w:lang w:val="uk-UA"/>
-        </w:rPr>
-        <w:t>(Дата)</w:t>
-      </w:r>
-    </w:p>
-    <w:p>
-      <w:pPr>
-        <w:ind w:left="709"/>
-        <w:rPr>
-          <w:rFonts w:ascii="Times New Roman CYR" w:hAnsi="Times New Roman CYR"/>
-          <w:szCs w:val="28"/>
-          <w:lang w:val="uk-UA"/>
-        </w:rPr>
-      </w:pPr>
-      <w:r>
-        <w:rPr>
-          <w:rFonts w:ascii="Times New Roman CYR" w:hAnsi="Times New Roman CYR"/>
-          <w:szCs w:val="28"/>
-          <w:lang w:val="uk-UA"/>
-        </w:rPr>
-        <w:t>Викладач ________________ /________________/</w:t>
-      </w:r>
-    </w:p>
-    <w:p>
-      <w:pPr>
-        <w:ind w:left="1417" w:firstLine="707"/>
-        <w:rPr>
-          <w:rFonts w:ascii="Times New Roman CYR" w:hAnsi="Times New Roman CYR"/>
-          <w:szCs w:val="28"/>
-          <w:lang w:val="uk-UA"/>
-        </w:rPr>
-      </w:pPr>
-      <w:r>
-        <w:rPr>
-          <w:rFonts w:ascii="Times New Roman CYR" w:hAnsi="Times New Roman CYR"/>
-          <w:sz w:val="20"/>
-          <w:lang w:val="uk-UA"/>
-        </w:rPr>
-        <w:t xml:space="preserve">     (Підпис)</w:t>
-      </w:r>
-      <w:r>
-        <w:rPr>
-          <w:rFonts w:ascii="Times New Roman CYR" w:hAnsi="Times New Roman CYR"/>
-          <w:sz w:val="20"/>
-          <w:lang w:val="uk-UA"/>
-        </w:rPr>
-        <w:tab/>
-        <w:t xml:space="preserve">     (Прізвище та ініціали)</w:t>
-      </w:r>
-    </w:p>
-    <w:p>
-      <w:pPr>
-        <w:ind w:left="709"/>
-        <w:rPr>
-          <w:rFonts w:ascii="Times New Roman CYR" w:hAnsi="Times New Roman CYR"/>
-          <w:szCs w:val="28"/>
-          <w:lang w:val="uk-UA"/>
-        </w:rPr>
-      </w:pPr>
-    </w:p>
-    <w:p>
-      <w:pPr>
-        <w:rPr>
-          <w:rFonts w:ascii="Times New Roman CYR" w:hAnsi="Times New Roman CYR"/>
-          <w:szCs w:val="28"/>
-          <w:lang w:val="uk-UA"/>
-        </w:rPr>
-      </w:pPr>
-    </w:p>
-    <w:p>
-      <w:pPr>
-        <w:ind w:left="709"/>
-        <w:rPr>
-          <w:rFonts w:ascii="Times New Roman CYR" w:hAnsi="Times New Roman CYR"/>
-          <w:szCs w:val="28"/>
-          <w:lang w:val="uk-UA"/>
-        </w:rPr>
-      </w:pPr>
-    </w:p>
-    <w:p>
-      <w:pPr>
-        <w:ind w:left="709"/>
-        <w:rPr>
-          <w:rFonts w:ascii="Times New Roman CYR" w:hAnsi="Times New Roman CYR"/>
-          <w:szCs w:val="28"/>
-          <w:lang w:val="uk-UA"/>
-        </w:rPr>
-      </w:pPr>
-    </w:p>
-    <w:p>
-      <w:pPr>
-        <w:ind w:left="709" w:hanging="709"/>
-        <w:jc w:val="center"/>
-        <w:rPr>
-          <w:rFonts w:ascii="Times New Roman CYR" w:hAnsi="Times New Roman CYR"/>
-          <w:b/>
-          <w:szCs w:val="28"/>
-          <w:lang w:val="uk-UA"/>
-        </w:rPr>
-      </w:pPr>
-      <w:r>
-        <w:rPr>
-          <w:rFonts w:ascii="Times New Roman CYR" w:hAnsi="Times New Roman CYR"/>
-          <w:b/>
-          <w:szCs w:val="28"/>
-          <w:lang w:val="uk-UA"/>
-        </w:rPr>
-        <w:t>Черкаси – 2025 р.</w:t>
-      </w:r>
-    </w:p>
-    <w:p>
-      <w:pPr>
-        <w:spacing w:after="160" w:line="278" w:lineRule="auto"/>
-        <w:rPr>
-          <w:rFonts w:ascii="Times New Roman CYR" w:hAnsi="Times New Roman CYR"/>
-          <w:b/>
+          <w:sz w:val="28"/>
           <w:szCs w:val="28"/>
           <w:lang w:val="uk-UA"/>
         </w:rPr>
@@ -757,150 +1111,19 @@
         <w:spacing w:line="360" w:lineRule="auto"/>
         <w:jc w:val="center"/>
         <w:rPr>
-          <w:rFonts w:ascii="Times New Roman CYR" w:hAnsi="Times New Roman CYR"/>
-          <w:b/>
-          <w:lang w:val="uk-UA"/>
-        </w:rPr>
-      </w:pPr>
-      <w:r>
-        <w:rPr>
-          <w:rFonts w:ascii="Times New Roman CYR" w:hAnsi="Times New Roman CYR"/>
-          <w:b/>
-          <w:lang w:val="uk-UA"/>
-        </w:rPr>
-        <w:lastRenderedPageBreak/>
-        <w:t>З В І Т</w:t>
-      </w:r>
-    </w:p>
-    <w:p>
-      <w:pPr>
-        <w:spacing w:line="360" w:lineRule="auto"/>
-        <w:ind w:left="1560" w:hanging="1560"/>
-        <w:jc w:val="center"/>
-        <w:rPr>
-          <w:rFonts w:ascii="Times New Roman CYR" w:hAnsi="Times New Roman CYR"/>
-          <w:lang w:val="en-US"/>
-        </w:rPr>
-      </w:pPr>
-      <w:r>
-        <w:rPr>
-          <w:rFonts w:ascii="Times New Roman CYR" w:hAnsi="Times New Roman CYR"/>
-          <w:lang w:val="uk-UA"/>
-        </w:rPr>
-        <w:t xml:space="preserve">про виконання завдань до лабораторної роботи № </w:t>
-      </w:r>
-    </w:p>
-    <w:p>
-      <w:pPr>
-        <w:spacing w:line="360" w:lineRule="auto"/>
-        <w:jc w:val="center"/>
-        <w:rPr>
-          <w:rFonts w:ascii="Times New Roman CYR" w:hAnsi="Times New Roman CYR"/>
-          <w:b/>
-          <w:lang w:val="uk-UA"/>
-        </w:rPr>
-      </w:pPr>
-      <w:r>
-        <w:rPr>
-          <w:rFonts w:ascii="Times New Roman CYR" w:hAnsi="Times New Roman CYR"/>
-          <w:lang w:val="uk-UA"/>
-        </w:rPr>
-        <w:t>Тема:</w:t>
-      </w:r>
-      <w:r>
-        <w:rPr>
-          <w:rFonts w:ascii="Times New Roman CYR" w:hAnsi="Times New Roman CYR"/>
-          <w:b/>
-          <w:lang w:val="uk-UA"/>
-        </w:rPr>
-        <w:t xml:space="preserve"> «»</w:t>
-      </w:r>
-    </w:p>
-    <w:p>
-      <w:pPr>
-        <w:pStyle w:val="ListParagraph"/>
-        <w:numPr>
-          <w:ilvl w:val="0"/>
-          <w:numId w:val="19"/>
-        </w:numPr>
-        <w:spacing w:line="360" w:lineRule="auto"/>
-        <w:rPr>
-          <w:rFonts w:ascii="Times New Roman CYR" w:hAnsi="Times New Roman CYR"/>
           <w:b/>
           <w:i/>
+          <w:sz w:val="28"/>
+          <w:szCs w:val="28"/>
           <w:lang w:val="uk-UA"/>
         </w:rPr>
       </w:pPr>
       <w:r>
         <w:rPr>
-          <w:rFonts w:ascii="Times New Roman CYR" w:hAnsi="Times New Roman CYR"/>
           <w:b/>
           <w:i/>
-          <w:lang w:val="uk-UA"/>
-        </w:rPr>
-        <w:t>Мета роботи:</w:t>
-      </w:r>
-    </w:p>
-    <w:p>
-      <w:pPr>
-        <w:spacing w:line="360" w:lineRule="auto"/>
-        <w:rPr>
-          <w:rFonts w:ascii="Times New Roman CYR" w:hAnsi="Times New Roman CYR"/>
-          <w:b/>
-          <w:i/>
-          <w:lang w:val="en-US"/>
-        </w:rPr>
-      </w:pPr>
-    </w:p>
-    <w:p>
-      <w:pPr>
-        <w:numPr>
-          <w:ilvl w:val="0"/>
-          <w:numId w:val="19"/>
-        </w:numPr>
-        <w:spacing w:line="360" w:lineRule="auto"/>
-        <w:rPr>
-          <w:b/>
-          <w:i/>
-          <w:lang w:val="uk-UA"/>
-        </w:rPr>
-      </w:pPr>
-      <w:r>
-        <w:rPr>
-          <w:b/>
-          <w:i/>
-          <w:lang w:val="uk-UA"/>
-        </w:rPr>
-        <w:t>Завдання для виконання:</w:t>
-      </w:r>
-    </w:p>
-    <w:p>
-      <w:pPr>
-        <w:spacing w:line="360" w:lineRule="auto"/>
-        <w:rPr>
-          <w:b/>
-          <w:i/>
-          <w:lang w:val="uk-UA"/>
-        </w:rPr>
-      </w:pPr>
-    </w:p>
-    <w:p>
-      <w:pPr>
-        <w:numPr>
-          <w:ilvl w:val="0"/>
-          <w:numId w:val="19"/>
-        </w:numPr>
-        <w:spacing w:line="360" w:lineRule="auto"/>
-        <w:rPr>
-          <w:b/>
-          <w:i/>
-          <w:lang w:val="uk-UA"/>
-        </w:rPr>
-      </w:pPr>
-      <w:r>
-        <w:rPr>
-          <w:b/>
-          <w:i/>
+          <w:sz w:val="28"/>
+          <w:szCs w:val="28"/>
           <w:lang w:val="uk-UA"/>
         </w:rPr>
         <w:t>Протокол розв’язування завдань</w:t>
@@ -909,6 +1132,8 @@
         <w:rPr>
           <w:b/>
           <w:i/>
+          <w:sz w:val="28"/>
+          <w:szCs w:val="28"/>
           <w:lang w:val="en-US"/>
         </w:rPr>
         <w:t>:</w:t>
@@ -920,44 +1145,70 @@
         <w:rPr>
           <w:b/>
           <w:i/>
-          <w:lang w:val="en-US"/>
-        </w:rPr>
-      </w:pPr>
-    </w:p>
-    <w:p>
-      <w:pPr>
-        <w:numPr>
-          <w:ilvl w:val="0"/>
-          <w:numId w:val="19"/>
-        </w:numPr>
-        <w:spacing w:line="360" w:lineRule="auto"/>
+          <w:sz w:val="28"/>
+          <w:szCs w:val="28"/>
+          <w:lang w:val="uk-UA"/>
+        </w:rPr>
+      </w:pPr>
+      <w:r>
         <w:rPr>
           <w:b/>
           <w:i/>
-          <w:lang w:val="uk-UA"/>
+          <w:sz w:val="28"/>
+          <w:szCs w:val="28"/>
+          <w:lang w:val="uk-UA"/>
+        </w:rPr>
+        <w:br w:type="page"/>
+      </w:r>
+    </w:p>
+    <w:p>
+      <w:pPr>
+        <w:spacing w:line="360" w:lineRule="auto"/>
+        <w:jc w:val="center"/>
+        <w:rPr>
+          <w:b/>
+          <w:iCs/>
+          <w:sz w:val="28"/>
+          <w:szCs w:val="28"/>
+          <w:lang w:val="en-US"/>
         </w:rPr>
       </w:pPr>
       <w:r>
         <w:rPr>
           <w:b/>
-          <w:i/>
-          <w:lang w:val="uk-UA"/>
-        </w:rPr>
-        <w:t>Висновки</w:t>
+          <w:iCs/>
+          <w:sz w:val="28"/>
+          <w:szCs w:val="28"/>
+          <w:lang w:val="uk-UA"/>
+        </w:rPr>
+        <w:lastRenderedPageBreak/>
+        <w:t>В</w:t>
       </w:r>
       <w:r>
         <w:rPr>
           <w:b/>
-          <w:i/>
-          <w:lang w:val="en-US"/>
-        </w:rPr>
-        <w:t>:</w:t>
+          <w:iCs/>
+          <w:sz w:val="28"/>
+          <w:szCs w:val="28"/>
+          <w:lang w:val="uk-UA"/>
+        </w:rPr>
+        <w:t>ИСНОВКИ</w:t>
       </w:r>
     </w:p>
     <w:p>
       <w:pPr>
         <w:spacing w:line="360" w:lineRule="auto"/>
         <w:rPr>
+          <w:lang w:val="uk-UA"/>
+        </w:rPr>
+      </w:pPr>
+    </w:p>
+    <w:p>
+      <w:pPr>
+        <w:spacing w:line="360" w:lineRule="auto"/>
+        <w:rPr>
+          <w:sz w:val="28"/>
+          <w:szCs w:val="28"/>
           <w:lang w:val="uk-UA"/>
         </w:rPr>
       </w:pPr>
